--- a/downloads/documents/04 Units/Unit 05 - Apparel and Textile Production and Design - Make It, Mend It, Wear It/Lesson 05.09 - Repair Clinic Hem Seam Patch.docx
+++ b/downloads/documents/04 Units/Unit 05 - Apparel and Textile Production and Design - Make It, Mend It, Wear It/Lesson 05.09 - Repair Clinic Hem Seam Patch.docx
@@ -337,7 +337,7 @@
         <w:t xml:space="preserve">Vocabulary 05.md</w:t>
       </w:r>
       <w:r>
-        <w:t xml:space="preserve">) for Turkish, Portuguese, and Spanish.</w:t>
+        <w:t xml:space="preserve">) for Spanish.</w:t>
       </w:r>
     </w:p>
     <w:p>
@@ -1247,7 +1247,7 @@
         <w:pStyle w:val="Compact"/>
       </w:pPr>
       <w:r>
-        <w:t xml:space="preserve">ELL: the three station cards are numbered picture steps with a picture described for each step, so a student can do the repair from the card alone; the diagnosis chart is a match, not writing. Word bank with Turkish, Portuguese, and Spanish for hem, seam, hole, patch, fix, cost, replace (see</w:t>
+        <w:t xml:space="preserve">ELL: the three station cards are numbered picture steps with a picture described for each step, so a student can do the repair from the card alone; the diagnosis chart is a match, not writing. Word bank with Spanish for hem, seam, hole, patch, fix, cost, replace (see</w:t>
       </w:r>
       <w:r>
         <w:t xml:space="preserve"> </w:t>
